--- a/Articles/2026/3_DaVinci_Tips_and_Tricks/Enlightenment Summer Article Ideas/4 How to Save to an MP4 Movie Clip.docx
+++ b/Articles/2026/3_DaVinci_Tips_and_Tricks/Enlightenment Summer Article Ideas/4 How to Save to an MP4 Movie Clip.docx
@@ -6,34 +6,38 @@
       <w:pPr>
         <w:pStyle w:val="Title"/>
       </w:pPr>
-      <w:r>
-        <w:t>3 How to Save to an MP4 Movie Clip</w:t>
-      </w:r>
-    </w:p>
-    <w:p>
-      <w:r>
-        <w:t>This will be a short and sweet tutorial on how we can save this to an MP4 movie clip.</w:t>
+      <w:bookmarkStart w:id="0" w:name="_Hlk229477628"/>
+      <w:r>
+        <w:t>4</w:t>
       </w:r>
       <w:r>
         <w:t xml:space="preserve"> </w:t>
       </w:r>
       <w:r>
-        <w:t>We have our dancers masked out and the new background in</w:t>
-      </w:r>
-      <w:r>
-        <w:t>.</w:t>
-      </w:r>
-      <w:r>
-        <w:t xml:space="preserve"> Now</w:t>
-      </w:r>
-      <w:r>
-        <w:t>,</w:t>
-      </w:r>
-      <w:r>
-        <w:t xml:space="preserve"> we just need to save it.</w:t>
-      </w:r>
-    </w:p>
+        <w:t xml:space="preserve">How to Export an MP4 in DaVinci Resolve </w:t>
+      </w:r>
+    </w:p>
+    <w:p>
+      <w:pPr>
+        <w:pStyle w:val="SubHeading"/>
+      </w:pPr>
+      <w:r>
+        <w:t>~</w:t>
+      </w:r>
+      <w:r>
+        <w:t>Simple Step by Step Guide for Beginners</w:t>
+      </w:r>
+      <w:r>
+        <w:t>~</w:t>
+      </w:r>
+    </w:p>
+    <w:bookmarkEnd w:id="0"/>
     <w:p/>
+    <w:p>
+      <w:r>
+        <w:t>This will be a short and sweet tutorial on how we can save our work and turn it into an MP4 movie clip.</w:t>
+      </w:r>
+    </w:p>
     <w:p>
       <w:pPr>
         <w:pStyle w:val="Heading1"/>
@@ -77,7 +81,7 @@
                     <pic:cNvPicPr/>
                   </pic:nvPicPr>
                   <pic:blipFill>
-                    <a:blip r:embed="rId5"/>
+                    <a:blip r:embed="rId7"/>
                     <a:stretch>
                       <a:fillRect/>
                     </a:stretch>
@@ -432,7 +436,7 @@
                     <pic:cNvPicPr/>
                   </pic:nvPicPr>
                   <pic:blipFill>
-                    <a:blip r:embed="rId6"/>
+                    <a:blip r:embed="rId8"/>
                     <a:stretch>
                       <a:fillRect/>
                     </a:stretch>
@@ -671,7 +675,7 @@
                     <pic:cNvPicPr/>
                   </pic:nvPicPr>
                   <pic:blipFill>
-                    <a:blip r:embed="rId7"/>
+                    <a:blip r:embed="rId9"/>
                     <a:stretch>
                       <a:fillRect/>
                     </a:stretch>
@@ -724,7 +728,7 @@
                     <pic:cNvPicPr/>
                   </pic:nvPicPr>
                   <pic:blipFill>
-                    <a:blip r:embed="rId8"/>
+                    <a:blip r:embed="rId10"/>
                     <a:stretch>
                       <a:fillRect/>
                     </a:stretch>
@@ -774,7 +778,7 @@
                     <pic:cNvPicPr/>
                   </pic:nvPicPr>
                   <pic:blipFill>
-                    <a:blip r:embed="rId9"/>
+                    <a:blip r:embed="rId11"/>
                     <a:stretch>
                       <a:fillRect/>
                     </a:stretch>
@@ -803,21 +807,13 @@
         <w:t>Click this button</w:t>
       </w:r>
       <w:r>
-        <w:t xml:space="preserve">, under that </w:t>
-      </w:r>
-      <w:proofErr w:type="gramStart"/>
-      <w:r>
-        <w:t xml:space="preserve">box </w:t>
+        <w:t xml:space="preserve">, under that box </w:t>
       </w:r>
       <w:r>
         <w:t xml:space="preserve"> </w:t>
       </w:r>
       <w:r>
-        <w:t>“</w:t>
-      </w:r>
-      <w:proofErr w:type="gramEnd"/>
-      <w:r>
-        <w:t xml:space="preserve">Render All” </w:t>
+        <w:t xml:space="preserve">“Render All” </w:t>
       </w:r>
       <w:r>
         <w:t>to Start</w:t>
@@ -850,7 +846,7 @@
                     <pic:cNvPicPr/>
                   </pic:nvPicPr>
                   <pic:blipFill>
-                    <a:blip r:embed="rId10"/>
+                    <a:blip r:embed="rId12"/>
                     <a:stretch>
                       <a:fillRect/>
                     </a:stretch>
@@ -886,6 +882,7 @@
       </w:r>
     </w:p>
     <w:sectPr>
+      <w:headerReference w:type="default" r:id="rId13"/>
       <w:pgSz w:w="12240" w:h="15840"/>
       <w:pgMar w:top="1440" w:right="1440" w:bottom="1440" w:left="1440" w:header="720" w:footer="720" w:gutter="0"/>
       <w:cols w:space="720"/>
@@ -893,6 +890,109 @@
     </w:sectPr>
   </w:body>
 </w:document>
+</file>
+
+<file path=word/endnotes.xml><?xml version="1.0" encoding="utf-8"?>
+<w:endnotes xmlns:wpc="http://schemas.microsoft.com/office/word/2010/wordprocessingCanvas" xmlns:cx="http://schemas.microsoft.com/office/drawing/2014/chartex" xmlns:cx1="http://schemas.microsoft.com/office/drawing/2015/9/8/chartex" xmlns:cx2="http://schemas.microsoft.com/office/drawing/2015/10/21/chartex" xmlns:cx3="http://schemas.microsoft.com/office/drawing/2016/5/9/chartex" xmlns:cx4="http://schemas.microsoft.com/office/drawing/2016/5/10/chartex" xmlns:cx5="http://schemas.microsoft.com/office/drawing/2016/5/11/chartex" xmlns:cx6="http://schemas.microsoft.com/office/drawing/2016/5/12/chartex" xmlns:cx7="http://schemas.microsoft.com/office/drawing/2016/5/13/chartex" xmlns:cx8="http://schemas.microsoft.com/office/drawing/2016/5/14/chartex" xmlns:mc="http://schemas.openxmlformats.org/markup-compatibility/2006" xmlns:aink="http://schemas.microsoft.com/office/drawing/2016/ink" xmlns:am3d="http://schemas.microsoft.com/office/drawing/2017/model3d" xmlns:o="urn:schemas-microsoft-com:office:office" xmlns:oel="http://schemas.microsoft.com/office/2019/extlst" xmlns:r="http://schemas.openxmlformats.org/officeDocument/2006/relationships" xmlns:m="http://schemas.openxmlformats.org/officeDocument/2006/math" xmlns:v="urn:schemas-microsoft-com:vml" xmlns:wp14="http://schemas.microsoft.com/office/word/2010/wordprocessingDrawing" xmlns:wp="http://schemas.openxmlformats.org/drawingml/2006/wordprocessingDrawing" xmlns:w10="urn:schemas-microsoft-com:office:word" xmlns:w="http://schemas.openxmlformats.org/wordprocessingml/2006/main" xmlns:w14="http://schemas.microsoft.com/office/word/2010/wordml" xmlns:w15="http://schemas.microsoft.com/office/word/2012/wordml" xmlns:w16cex="http://schemas.microsoft.com/office/word/2018/wordml/cex" xmlns:w16cid="http://schemas.microsoft.com/office/word/2016/wordml/cid" xmlns:w16="http://schemas.microsoft.com/office/word/2018/wordml" xmlns:w16du="http://schemas.microsoft.com/office/word/2023/wordml/word16du" xmlns:w16sdtdh="http://schemas.microsoft.com/office/word/2020/wordml/sdtdatahash" xmlns:w16sdtfl="http://schemas.microsoft.com/office/word/2024/wordml/sdtformatlock" xmlns:w16se="http://schemas.microsoft.com/office/word/2015/wordml/symex" xmlns:wpg="http://schemas.microsoft.com/office/word/2010/wordprocessingGroup" xmlns:wpi="http://schemas.microsoft.com/office/word/2010/wordprocessingInk" xmlns:wne="http://schemas.microsoft.com/office/word/2006/wordml" xmlns:wps="http://schemas.microsoft.com/office/word/2010/wordprocessingShape" mc:Ignorable="w14 w15 w16se w16cid w16 w16cex w16sdtdh w16sdtfl w16du wp14">
+  <w:endnote w:type="separator" w:id="-1">
+    <w:p>
+      <w:pPr>
+        <w:spacing w:after="0" w:line="240" w:lineRule="auto"/>
+      </w:pPr>
+      <w:r>
+        <w:separator/>
+      </w:r>
+    </w:p>
+  </w:endnote>
+  <w:endnote w:type="continuationSeparator" w:id="0">
+    <w:p>
+      <w:pPr>
+        <w:spacing w:after="0" w:line="240" w:lineRule="auto"/>
+      </w:pPr>
+      <w:r>
+        <w:continuationSeparator/>
+      </w:r>
+    </w:p>
+  </w:endnote>
+</w:endnotes>
+</file>
+
+<file path=word/footnotes.xml><?xml version="1.0" encoding="utf-8"?>
+<w:footnotes xmlns:wpc="http://schemas.microsoft.com/office/word/2010/wordprocessingCanvas" xmlns:cx="http://schemas.microsoft.com/office/drawing/2014/chartex" xmlns:cx1="http://schemas.microsoft.com/office/drawing/2015/9/8/chartex" xmlns:cx2="http://schemas.microsoft.com/office/drawing/2015/10/21/chartex" xmlns:cx3="http://schemas.microsoft.com/office/drawing/2016/5/9/chartex" xmlns:cx4="http://schemas.microsoft.com/office/drawing/2016/5/10/chartex" xmlns:cx5="http://schemas.microsoft.com/office/drawing/2016/5/11/chartex" xmlns:cx6="http://schemas.microsoft.com/office/drawing/2016/5/12/chartex" xmlns:cx7="http://schemas.microsoft.com/office/drawing/2016/5/13/chartex" xmlns:cx8="http://schemas.microsoft.com/office/drawing/2016/5/14/chartex" xmlns:mc="http://schemas.openxmlformats.org/markup-compatibility/2006" xmlns:aink="http://schemas.microsoft.com/office/drawing/2016/ink" xmlns:am3d="http://schemas.microsoft.com/office/drawing/2017/model3d" xmlns:o="urn:schemas-microsoft-com:office:office" xmlns:oel="http://schemas.microsoft.com/office/2019/extlst" xmlns:r="http://schemas.openxmlformats.org/officeDocument/2006/relationships" xmlns:m="http://schemas.openxmlformats.org/officeDocument/2006/math" xmlns:v="urn:schemas-microsoft-com:vml" xmlns:wp14="http://schemas.microsoft.com/office/word/2010/wordprocessingDrawing" xmlns:wp="http://schemas.openxmlformats.org/drawingml/2006/wordprocessingDrawing" xmlns:w10="urn:schemas-microsoft-com:office:word" xmlns:w="http://schemas.openxmlformats.org/wordprocessingml/2006/main" xmlns:w14="http://schemas.microsoft.com/office/word/2010/wordml" xmlns:w15="http://schemas.microsoft.com/office/word/2012/wordml" xmlns:w16cex="http://schemas.microsoft.com/office/word/2018/wordml/cex" xmlns:w16cid="http://schemas.microsoft.com/office/word/2016/wordml/cid" xmlns:w16="http://schemas.microsoft.com/office/word/2018/wordml" xmlns:w16du="http://schemas.microsoft.com/office/word/2023/wordml/word16du" xmlns:w16sdtdh="http://schemas.microsoft.com/office/word/2020/wordml/sdtdatahash" xmlns:w16sdtfl="http://schemas.microsoft.com/office/word/2024/wordml/sdtformatlock" xmlns:w16se="http://schemas.microsoft.com/office/word/2015/wordml/symex" xmlns:wpg="http://schemas.microsoft.com/office/word/2010/wordprocessingGroup" xmlns:wpi="http://schemas.microsoft.com/office/word/2010/wordprocessingInk" xmlns:wne="http://schemas.microsoft.com/office/word/2006/wordml" xmlns:wps="http://schemas.microsoft.com/office/word/2010/wordprocessingShape" mc:Ignorable="w14 w15 w16se w16cid w16 w16cex w16sdtdh w16sdtfl w16du wp14">
+  <w:footnote w:type="separator" w:id="-1">
+    <w:p>
+      <w:pPr>
+        <w:spacing w:after="0" w:line="240" w:lineRule="auto"/>
+      </w:pPr>
+      <w:r>
+        <w:separator/>
+      </w:r>
+    </w:p>
+  </w:footnote>
+  <w:footnote w:type="continuationSeparator" w:id="0">
+    <w:p>
+      <w:pPr>
+        <w:spacing w:after="0" w:line="240" w:lineRule="auto"/>
+      </w:pPr>
+      <w:r>
+        <w:continuationSeparator/>
+      </w:r>
+    </w:p>
+  </w:footnote>
+</w:footnotes>
+</file>
+
+<file path=word/header1.xml><?xml version="1.0" encoding="utf-8"?>
+<w:hdr xmlns:wpc="http://schemas.microsoft.com/office/word/2010/wordprocessingCanvas" xmlns:cx="http://schemas.microsoft.com/office/drawing/2014/chartex" xmlns:cx1="http://schemas.microsoft.com/office/drawing/2015/9/8/chartex" xmlns:cx2="http://schemas.microsoft.com/office/drawing/2015/10/21/chartex" xmlns:cx3="http://schemas.microsoft.com/office/drawing/2016/5/9/chartex" xmlns:cx4="http://schemas.microsoft.com/office/drawing/2016/5/10/chartex" xmlns:cx5="http://schemas.microsoft.com/office/drawing/2016/5/11/chartex" xmlns:cx6="http://schemas.microsoft.com/office/drawing/2016/5/12/chartex" xmlns:cx7="http://schemas.microsoft.com/office/drawing/2016/5/13/chartex" xmlns:cx8="http://schemas.microsoft.com/office/drawing/2016/5/14/chartex" xmlns:mc="http://schemas.openxmlformats.org/markup-compatibility/2006" xmlns:aink="http://schemas.microsoft.com/office/drawing/2016/ink" xmlns:am3d="http://schemas.microsoft.com/office/drawing/2017/model3d" xmlns:o="urn:schemas-microsoft-com:office:office" xmlns:oel="http://schemas.microsoft.com/office/2019/extlst" xmlns:r="http://schemas.openxmlformats.org/officeDocument/2006/relationships" xmlns:m="http://schemas.openxmlformats.org/officeDocument/2006/math" xmlns:v="urn:schemas-microsoft-com:vml" xmlns:wp14="http://schemas.microsoft.com/office/word/2010/wordprocessingDrawing" xmlns:wp="http://schemas.openxmlformats.org/drawingml/2006/wordprocessingDrawing" xmlns:w10="urn:schemas-microsoft-com:office:word" xmlns:w="http://schemas.openxmlformats.org/wordprocessingml/2006/main" xmlns:w14="http://schemas.microsoft.com/office/word/2010/wordml" xmlns:w15="http://schemas.microsoft.com/office/word/2012/wordml" xmlns:w16cex="http://schemas.microsoft.com/office/word/2018/wordml/cex" xmlns:w16cid="http://schemas.microsoft.com/office/word/2016/wordml/cid" xmlns:w16="http://schemas.microsoft.com/office/word/2018/wordml" xmlns:w16du="http://schemas.microsoft.com/office/word/2023/wordml/word16du" xmlns:w16sdtdh="http://schemas.microsoft.com/office/word/2020/wordml/sdtdatahash" xmlns:w16sdtfl="http://schemas.microsoft.com/office/word/2024/wordml/sdtformatlock" xmlns:w16se="http://schemas.microsoft.com/office/word/2015/wordml/symex" xmlns:wpg="http://schemas.microsoft.com/office/word/2010/wordprocessingGroup" xmlns:wpi="http://schemas.microsoft.com/office/word/2010/wordprocessingInk" xmlns:wne="http://schemas.microsoft.com/office/word/2006/wordml" xmlns:wps="http://schemas.microsoft.com/office/word/2010/wordprocessingShape" mc:Ignorable="w14 w15 w16se w16cid w16 w16cex w16sdtdh w16sdtfl w16du wp14">
+  <w:sdt>
+    <w:sdtPr>
+      <w:id w:val="-1711105249"/>
+      <w:docPartObj>
+        <w:docPartGallery w:val="Page Numbers (Top of Page)"/>
+        <w:docPartUnique/>
+      </w:docPartObj>
+    </w:sdtPr>
+    <w:sdtEndPr>
+      <w:rPr>
+        <w:noProof/>
+      </w:rPr>
+    </w:sdtEndPr>
+    <w:sdtContent>
+      <w:p>
+        <w:pPr>
+          <w:pStyle w:val="Header"/>
+          <w:jc w:val="right"/>
+        </w:pPr>
+        <w:r>
+          <w:fldChar w:fldCharType="begin"/>
+        </w:r>
+        <w:r>
+          <w:instrText xml:space="preserve"> PAGE   \* MERGEFORMAT </w:instrText>
+        </w:r>
+        <w:r>
+          <w:fldChar w:fldCharType="separate"/>
+        </w:r>
+        <w:r>
+          <w:rPr>
+            <w:noProof/>
+          </w:rPr>
+          <w:t>2</w:t>
+        </w:r>
+        <w:r>
+          <w:rPr>
+            <w:noProof/>
+          </w:rPr>
+          <w:fldChar w:fldCharType="end"/>
+        </w:r>
+      </w:p>
+    </w:sdtContent>
+  </w:sdt>
+  <w:p>
+    <w:pPr>
+      <w:pStyle w:val="Header"/>
+    </w:pPr>
+  </w:p>
+</w:hdr>
 </file>
 
 <file path=word/numbering.xml><?xml version="1.0" encoding="utf-8"?>
@@ -2438,7 +2538,6 @@
   <w:style w:type="character" w:default="1" w:styleId="DefaultParagraphFont">
     <w:name w:val="Default Paragraph Font"/>
     <w:uiPriority w:val="1"/>
-    <w:semiHidden/>
     <w:unhideWhenUsed/>
   </w:style>
   <w:style w:type="table" w:default="1" w:styleId="TableNormal">
@@ -3645,6 +3744,81 @@
       <w:bCs w:val="0"/>
       <w:sz w:val="32"/>
       <w:szCs w:val="32"/>
+    </w:rPr>
+  </w:style>
+  <w:style w:type="paragraph" w:styleId="Header">
+    <w:name w:val="header"/>
+    <w:basedOn w:val="Normal"/>
+    <w:link w:val="HeaderChar"/>
+    <w:uiPriority w:val="99"/>
+    <w:unhideWhenUsed/>
+    <w:rsid w:val="000F73B7"/>
+    <w:pPr>
+      <w:tabs>
+        <w:tab w:val="center" w:pos="4680"/>
+        <w:tab w:val="right" w:pos="9360"/>
+      </w:tabs>
+      <w:spacing w:after="0" w:line="240" w:lineRule="auto"/>
+    </w:pPr>
+  </w:style>
+  <w:style w:type="character" w:customStyle="1" w:styleId="HeaderChar">
+    <w:name w:val="Header Char"/>
+    <w:basedOn w:val="DefaultParagraphFont"/>
+    <w:link w:val="Header"/>
+    <w:uiPriority w:val="99"/>
+    <w:rsid w:val="000F73B7"/>
+  </w:style>
+  <w:style w:type="paragraph" w:styleId="Footer">
+    <w:name w:val="footer"/>
+    <w:basedOn w:val="Normal"/>
+    <w:link w:val="FooterChar"/>
+    <w:uiPriority w:val="99"/>
+    <w:unhideWhenUsed/>
+    <w:rsid w:val="000F73B7"/>
+    <w:pPr>
+      <w:tabs>
+        <w:tab w:val="center" w:pos="4680"/>
+        <w:tab w:val="right" w:pos="9360"/>
+      </w:tabs>
+      <w:spacing w:after="0" w:line="240" w:lineRule="auto"/>
+    </w:pPr>
+  </w:style>
+  <w:style w:type="character" w:customStyle="1" w:styleId="FooterChar">
+    <w:name w:val="Footer Char"/>
+    <w:basedOn w:val="DefaultParagraphFont"/>
+    <w:link w:val="Footer"/>
+    <w:uiPriority w:val="99"/>
+    <w:rsid w:val="000F73B7"/>
+  </w:style>
+  <w:style w:type="paragraph" w:customStyle="1" w:styleId="SubHeading">
+    <w:name w:val="SubHeading"/>
+    <w:basedOn w:val="Normal"/>
+    <w:next w:val="Subtitle"/>
+    <w:link w:val="SubHeadingChar"/>
+    <w:autoRedefine/>
+    <w:qFormat/>
+    <w:rsid w:val="003105E0"/>
+    <w:pPr>
+      <w:spacing w:line="240" w:lineRule="auto"/>
+      <w:jc w:val="center"/>
+    </w:pPr>
+    <w:rPr>
+      <w:rFonts w:ascii="Times New Roman" w:hAnsi="Times New Roman" w:cs="Times New Roman"/>
+      <w:color w:val="2F5496"/>
+      <w:sz w:val="24"/>
+      <w:szCs w:val="24"/>
+    </w:rPr>
+  </w:style>
+  <w:style w:type="character" w:customStyle="1" w:styleId="SubHeadingChar">
+    <w:name w:val="SubHeading Char"/>
+    <w:basedOn w:val="DefaultParagraphFont"/>
+    <w:link w:val="SubHeading"/>
+    <w:rsid w:val="003105E0"/>
+    <w:rPr>
+      <w:rFonts w:ascii="Times New Roman" w:hAnsi="Times New Roman" w:cs="Times New Roman"/>
+      <w:color w:val="2F5496"/>
+      <w:sz w:val="24"/>
+      <w:szCs w:val="24"/>
     </w:rPr>
   </w:style>
 </w:styles>
